--- a/india_monitor_data/rag/documents/Strike_Intelligence/China_Strike_Intelligence.docx
+++ b/india_monitor_data/rag/documents/Strike_Intelligence/China_Strike_Intelligence.docx
@@ -15,9 +15,9 @@
       <w:r>
         <w:t>Monitored Freight Hub: China Logistics Cluster</w:t>
         <w:br/>
-        <w:t>Generated: 2026-09-08 14:22:29 | Total Disruption Incidents Analyzed: 16</w:t>
+        <w:t>Generated: 2026-09-09 16:49:45 | Total Disruption Incidents Analyzed: 18</w:t>
         <w:br/>
-        <w:t>Disruption Severity Breakdown: 🔴 HIGH: 0 | 🟡 MEDIUM: 10 | 🟢 LOW: 6</w:t>
+        <w:t>Disruption Severity Breakdown: 🔴 HIGH: 0 | 🟡 MEDIUM: 11 | 🟢 LOW: 7</w:t>
       </w:r>
     </w:p>
     <w:p>
@@ -176,7 +176,7 @@
           </w:tcPr>
           <w:p>
             <w:r>
-              <w:t>Natural_Disaster</w:t>
+              <w:t>General</w:t>
             </w:r>
           </w:p>
         </w:tc>
@@ -186,7 +186,7 @@
           </w:tcPr>
           <w:p>
             <w:r>
-              <w:t xml:space="preserve">A Cascading Disaster on the China–Nepal Border: What to Know About the August 2026 Rasuwa </w:t>
+              <w:t>Congested Chinese Ports Cause Supply Chain Operation Issues</w:t>
             </w:r>
           </w:p>
         </w:tc>
@@ -196,7 +196,7 @@
           </w:tcPr>
           <w:p>
             <w:r>
-              <w:t>🟡 MEDIUM</w:t>
+              <w:t>🟢 LOW</w:t>
             </w:r>
           </w:p>
         </w:tc>
@@ -230,7 +230,7 @@
           </w:tcPr>
           <w:p>
             <w:r>
-              <w:t>Ocean_Port</w:t>
+              <w:t>Natural_Disaster</w:t>
             </w:r>
           </w:p>
         </w:tc>
@@ -240,7 +240,7 @@
           </w:tcPr>
           <w:p>
             <w:r>
-              <w:t>Typhoon Dolphin Deepens China Port Congestion, Lifts Freight Rate Pressure</w:t>
+              <w:t>Rescuers search for survivors after Nepal–China floods kill at least 165</w:t>
             </w:r>
           </w:p>
         </w:tc>
@@ -294,7 +294,7 @@
           </w:tcPr>
           <w:p>
             <w:r>
-              <w:t>Congestion in Chinese ports continues after ‘super typhoon’</w:t>
+              <w:t xml:space="preserve">A Cascading Disaster on the China–Nepal Border: What to Know About the August 2026 Rasuwa </w:t>
             </w:r>
           </w:p>
         </w:tc>
@@ -392,6 +392,114 @@
           </w:tcPr>
           <w:p>
             <w:r>
+              <w:t>Natural_Disaster</w:t>
+            </w:r>
+          </w:p>
+        </w:tc>
+        <w:tc>
+          <w:tcPr>
+            <w:tcW w:type="dxa" w:w="1728"/>
+          </w:tcPr>
+          <w:p>
+            <w:r>
+              <w:t>Congestion in Chinese ports continues after ‘super typhoon’</w:t>
+            </w:r>
+          </w:p>
+        </w:tc>
+        <w:tc>
+          <w:tcPr>
+            <w:tcW w:type="dxa" w:w="1728"/>
+          </w:tcPr>
+          <w:p>
+            <w:r>
+              <w:t>🟡 MEDIUM</w:t>
+            </w:r>
+          </w:p>
+        </w:tc>
+      </w:tr>
+      <w:tr>
+        <w:tc>
+          <w:tcPr>
+            <w:tcW w:type="dxa" w:w="1728"/>
+          </w:tcPr>
+          <w:p>
+            <w:r>
+              <w:t>INC-CHI-07</w:t>
+              <w:br/>
+              <w:t>(None)</w:t>
+            </w:r>
+          </w:p>
+        </w:tc>
+        <w:tc>
+          <w:tcPr>
+            <w:tcW w:type="dxa" w:w="1728"/>
+          </w:tcPr>
+          <w:p>
+            <w:r>
+              <w:t>Unknown</w:t>
+            </w:r>
+          </w:p>
+        </w:tc>
+        <w:tc>
+          <w:tcPr>
+            <w:tcW w:type="dxa" w:w="1728"/>
+          </w:tcPr>
+          <w:p>
+            <w:r>
+              <w:t>Ocean_Port</w:t>
+            </w:r>
+          </w:p>
+        </w:tc>
+        <w:tc>
+          <w:tcPr>
+            <w:tcW w:type="dxa" w:w="1728"/>
+          </w:tcPr>
+          <w:p>
+            <w:r>
+              <w:t>Typhoon Dolphin Deepens China Port Congestion, Lifts Freight Rate Pressure</w:t>
+            </w:r>
+          </w:p>
+        </w:tc>
+        <w:tc>
+          <w:tcPr>
+            <w:tcW w:type="dxa" w:w="1728"/>
+          </w:tcPr>
+          <w:p>
+            <w:r>
+              <w:t>🟡 MEDIUM</w:t>
+            </w:r>
+          </w:p>
+        </w:tc>
+      </w:tr>
+      <w:tr>
+        <w:tc>
+          <w:tcPr>
+            <w:tcW w:type="dxa" w:w="1728"/>
+          </w:tcPr>
+          <w:p>
+            <w:r>
+              <w:t>INC-CHI-08</w:t>
+              <w:br/>
+              <w:t>(None)</w:t>
+            </w:r>
+          </w:p>
+        </w:tc>
+        <w:tc>
+          <w:tcPr>
+            <w:tcW w:type="dxa" w:w="1728"/>
+          </w:tcPr>
+          <w:p>
+            <w:r>
+              <w:t>Unknown</w:t>
+            </w:r>
+          </w:p>
+        </w:tc>
+        <w:tc>
+          <w:tcPr>
+            <w:tcW w:type="dxa" w:w="1728"/>
+          </w:tcPr>
+          <w:p>
+            <w:r>
               <w:t>Railway</w:t>
             </w:r>
           </w:p>
@@ -424,7 +532,7 @@
           </w:tcPr>
           <w:p>
             <w:r>
-              <w:t>INC-CHI-07</w:t>
+              <w:t>INC-CHI-09</w:t>
               <w:br/>
               <w:t>(None)</w:t>
             </w:r>
@@ -478,7 +586,7 @@
           </w:tcPr>
           <w:p>
             <w:r>
-              <w:t>INC-CHI-08</w:t>
+              <w:t>INC-CHI-10</w:t>
               <w:br/>
               <w:t>(None)</w:t>
             </w:r>
@@ -521,114 +629,6 @@
           <w:p>
             <w:r>
               <w:t>🟡 MEDIUM</w:t>
-            </w:r>
-          </w:p>
-        </w:tc>
-      </w:tr>
-      <w:tr>
-        <w:tc>
-          <w:tcPr>
-            <w:tcW w:type="dxa" w:w="1728"/>
-          </w:tcPr>
-          <w:p>
-            <w:r>
-              <w:t>INC-CHI-09</w:t>
-              <w:br/>
-              <w:t>(None)</w:t>
-            </w:r>
-          </w:p>
-        </w:tc>
-        <w:tc>
-          <w:tcPr>
-            <w:tcW w:type="dxa" w:w="1728"/>
-          </w:tcPr>
-          <w:p>
-            <w:r>
-              <w:t>Unknown</w:t>
-            </w:r>
-          </w:p>
-        </w:tc>
-        <w:tc>
-          <w:tcPr>
-            <w:tcW w:type="dxa" w:w="1728"/>
-          </w:tcPr>
-          <w:p>
-            <w:r>
-              <w:t>General</w:t>
-            </w:r>
-          </w:p>
-        </w:tc>
-        <w:tc>
-          <w:tcPr>
-            <w:tcW w:type="dxa" w:w="1728"/>
-          </w:tcPr>
-          <w:p>
-            <w:r>
-              <w:t>Super Typhoon Bavi Affects Millions Across China</w:t>
-            </w:r>
-          </w:p>
-        </w:tc>
-        <w:tc>
-          <w:tcPr>
-            <w:tcW w:type="dxa" w:w="1728"/>
-          </w:tcPr>
-          <w:p>
-            <w:r>
-              <w:t>🟢 LOW</w:t>
-            </w:r>
-          </w:p>
-        </w:tc>
-      </w:tr>
-      <w:tr>
-        <w:tc>
-          <w:tcPr>
-            <w:tcW w:type="dxa" w:w="1728"/>
-          </w:tcPr>
-          <w:p>
-            <w:r>
-              <w:t>INC-CHI-10</w:t>
-              <w:br/>
-              <w:t>(None)</w:t>
-            </w:r>
-          </w:p>
-        </w:tc>
-        <w:tc>
-          <w:tcPr>
-            <w:tcW w:type="dxa" w:w="1728"/>
-          </w:tcPr>
-          <w:p>
-            <w:r>
-              <w:t>Unknown</w:t>
-            </w:r>
-          </w:p>
-        </w:tc>
-        <w:tc>
-          <w:tcPr>
-            <w:tcW w:type="dxa" w:w="1728"/>
-          </w:tcPr>
-          <w:p>
-            <w:r>
-              <w:t>General</w:t>
-            </w:r>
-          </w:p>
-        </w:tc>
-        <w:tc>
-          <w:tcPr>
-            <w:tcW w:type="dxa" w:w="1728"/>
-          </w:tcPr>
-          <w:p>
-            <w:r>
-              <w:t>Kyrgyzstan Launches Electronic Queuing System for Trucks at China Border</w:t>
-            </w:r>
-          </w:p>
-        </w:tc>
-        <w:tc>
-          <w:tcPr>
-            <w:tcW w:type="dxa" w:w="1728"/>
-          </w:tcPr>
-          <w:p>
-            <w:r>
-              <w:t>🟢 LOW</w:t>
             </w:r>
           </w:p>
         </w:tc>
